--- a/LAB720-Ignite-Day-Lab-25min.docx
+++ b/LAB720-Ignite-Day-Lab-25min.docx
@@ -766,7 +766,7 @@
         <w:spacing w:after="80"/>
       </w:pPr>
       <w:r>
-        <w:t>Confirm the subscription is added in Reader mode — this configures discovery and diagnostic queries in the agent. Reader and Privileged in this view are agent resource modes, not the managed identity's complete Azure RBAC permissions.</w:t>
+        <w:t>Confirm the subscription is added in Reader mode — this configures discovery and diagnostic queries in the agent. Reader and Privileged in this view are agent resource modes, not the managed identity's complete Azure RBAC permissions. For newly deployed LAB720 labs, the SRE Agent's user-assigned managed identity receives Azure Contributor at the lab subscription scope; this does not change the learner's permissions or the agent's approval settings.</w:t>
       </w:r>
     </w:p>
     <w:p>
